--- a/JobSearch/interview-prep/justgames/PREP.docx
+++ b/JobSearch/interview-prep/justgames/PREP.docx
@@ -3149,7 +3149,7 @@
           <w:sz w:val="30"/>
           <w:szCs w:val="30"/>
         </w:rPr>
-        <w:t xml:space="preserve">7. Questions to Ask Nathan (Pick 5-7, in This Order)</w:t>
+        <w:t xml:space="preserve">7. Questions to Ask Nathan — The Four Things That Decide Everything</w:t>
       </w:r>
     </w:p>
     <w:p>
@@ -3163,8 +3163,61 @@
           <w:sz w:val="22"/>
           <w:szCs w:val="22"/>
         </w:rPr>
-        <w:t xml:space="preserve">Lead with the easy/qualifying ones; save the sharpest for once rapport is established.</w:t>
-      </w:r>
+        <w:t xml:space="preserve">Your job in this call is to find out </w:t>
+      </w:r>
+      <w:r>
+        <w:rPr>
+          <w:rFonts w:ascii="Calibri" w:cs="Calibri" w:eastAsia="Calibri" w:hAnsi="Calibri"/>
+          <w:b/>
+          <w:bCs/>
+          <w:color w:val="1A1A1A"/>
+          <w:sz w:val="22"/>
+          <w:szCs w:val="22"/>
+        </w:rPr>
+        <w:t xml:space="preserve">what JustGames actually is</w:t>
+      </w:r>
+      <w:r>
+        <w:rPr>
+          <w:rFonts w:ascii="Calibri" w:cs="Calibri" w:eastAsia="Calibri" w:hAnsi="Calibri"/>
+          <w:color w:val="1A1A1A"/>
+          <w:sz w:val="22"/>
+          <w:szCs w:val="22"/>
+        </w:rPr>
+        <w:t xml:space="preserve"> so you can decide if the CMO role is real. Four areas decide it. The four are sequenced — the answer to each one shapes the next. </w:t>
+      </w:r>
+      <w:r>
+        <w:rPr>
+          <w:rFonts w:ascii="Calibri" w:cs="Calibri" w:eastAsia="Calibri" w:hAnsi="Calibri"/>
+          <w:b/>
+          <w:bCs/>
+          <w:color w:val="1A1A1A"/>
+          <w:sz w:val="22"/>
+          <w:szCs w:val="22"/>
+        </w:rPr>
+        <w:t xml:space="preserve">You don't need to ask all of these — pick the live ones in order, until you have enough signal.</w:t>
+      </w:r>
+    </w:p>
+    <w:p>
+      <w:pPr>
+        <w:spacing w:after="120" w:before="80" w:line="300"/>
+      </w:pPr>
+      <w:r>
+        <w:rPr>
+          <w:rFonts w:ascii="Calibri" w:cs="Calibri" w:eastAsia="Calibri" w:hAnsi="Calibri"/>
+          <w:color w:val="1A1A1A"/>
+          <w:sz w:val="22"/>
+          <w:szCs w:val="22"/>
+        </w:rPr>
+        <w:t xml:space="preserve">If Nathan can answer Areas A and B with specifics, this is a real opportunity. If he can answer A but not B, the founders haven't built the GTM yet (which is fine, that's why they're hiring a CMO — but you need to know). If he can't answer A clearly, walk away politely.</w:t>
+      </w:r>
+    </w:p>
+    <w:p>
+      <w:pPr>
+        <w:pBdr>
+          <w:bottom w:val="single" w:color="D6E4F0" w:sz="6" w:space="1"/>
+        </w:pBdr>
+        <w:spacing w:after="200" w:before="200"/>
+      </w:pPr>
     </w:p>
     <w:p>
       <w:pPr>
@@ -3180,7 +3233,136 @@
           <w:sz w:val="26"/>
           <w:szCs w:val="26"/>
         </w:rPr>
-        <w:t xml:space="preserve">Qualifying questions (start here)</w:t>
+        <w:t xml:space="preserve">AREA A — What is the product, and who is the customer? (B2B, B2C, or both?)</w:t>
+      </w:r>
+    </w:p>
+    <w:p>
+      <w:pPr>
+        <w:spacing w:after="120" w:before="80" w:line="300"/>
+      </w:pPr>
+      <w:r>
+        <w:rPr>
+          <w:rFonts w:ascii="Calibri" w:cs="Calibri" w:eastAsia="Calibri" w:hAnsi="Calibri"/>
+          <w:color w:val="1A1A1A"/>
+          <w:sz w:val="22"/>
+          <w:szCs w:val="22"/>
+        </w:rPr>
+        <w:t xml:space="preserve">This is the question that breaks everything else open. A "betting protocol" can be sold to three completely different customers, and the CMO job is unrecognizably different depending on which:</w:t>
+      </w:r>
+    </w:p>
+    <w:p>
+      <w:pPr>
+        <w:pStyle w:val="ListParagraph"/>
+        <w:numPr>
+          <w:ilvl w:val="0"/>
+          <w:numId w:val="3"/>
+        </w:numPr>
+        <w:spacing w:after="40" w:before="40" w:line="280"/>
+      </w:pPr>
+      <w:r>
+        <w:rPr>
+          <w:rFonts w:ascii="Calibri" w:cs="Calibri" w:eastAsia="Calibri" w:hAnsi="Calibri"/>
+          <w:b/>
+          <w:bCs/>
+          <w:color w:val="1A1A1A"/>
+          <w:sz w:val="22"/>
+          <w:szCs w:val="22"/>
+        </w:rPr>
+        <w:t xml:space="preserve">B2B to operators</w:t>
+      </w:r>
+      <w:r>
+        <w:rPr>
+          <w:rFonts w:ascii="Calibri" w:cs="Calibri" w:eastAsia="Calibri" w:hAnsi="Calibri"/>
+          <w:color w:val="1A1A1A"/>
+          <w:sz w:val="22"/>
+          <w:szCs w:val="22"/>
+        </w:rPr>
+        <w:t xml:space="preserve"> — JustGames is infrastructure, like Azuro. Customers are sportsbooks who plug into the protocol for liquidity / lower vig / odds feed. CMO sells to procurement/CTO/CEO at iGaming operators. Channel: conferences (ICE, SBC, iGB Live), industry press, cold outbound, partnerships, affiliate-style integration deals.</w:t>
+      </w:r>
+    </w:p>
+    <w:p>
+      <w:pPr>
+        <w:pStyle w:val="ListParagraph"/>
+        <w:numPr>
+          <w:ilvl w:val="0"/>
+          <w:numId w:val="3"/>
+        </w:numPr>
+        <w:spacing w:after="40" w:before="40" w:line="280"/>
+      </w:pPr>
+      <w:r>
+        <w:rPr>
+          <w:rFonts w:ascii="Calibri" w:cs="Calibri" w:eastAsia="Calibri" w:hAnsi="Calibri"/>
+          <w:b/>
+          <w:bCs/>
+          <w:color w:val="1A1A1A"/>
+          <w:sz w:val="22"/>
+          <w:szCs w:val="22"/>
+        </w:rPr>
+        <w:t xml:space="preserve">B2C protocol with own frontend</w:t>
+      </w:r>
+      <w:r>
+        <w:rPr>
+          <w:rFonts w:ascii="Calibri" w:cs="Calibri" w:eastAsia="Calibri" w:hAnsi="Calibri"/>
+          <w:color w:val="1A1A1A"/>
+          <w:sz w:val="22"/>
+          <w:szCs w:val="22"/>
+        </w:rPr>
+        <w:t xml:space="preserve"> — JustGames runs its own consumer sportsbook on top of the protocol. CMO does what you did at MrGreen/ComeOn — brand, acquisition, CRM, retention, gamification, ambassadors-as-trial-drivers. Channel: paid acquisition (where allowed), affiliates, ambassador-driven, content/community.</w:t>
+      </w:r>
+    </w:p>
+    <w:p>
+      <w:pPr>
+        <w:pStyle w:val="ListParagraph"/>
+        <w:numPr>
+          <w:ilvl w:val="0"/>
+          <w:numId w:val="3"/>
+        </w:numPr>
+        <w:spacing w:after="40" w:before="40" w:line="280"/>
+      </w:pPr>
+      <w:r>
+        <w:rPr>
+          <w:rFonts w:ascii="Calibri" w:cs="Calibri" w:eastAsia="Calibri" w:hAnsi="Calibri"/>
+          <w:b/>
+          <w:bCs/>
+          <w:color w:val="1A1A1A"/>
+          <w:sz w:val="22"/>
+          <w:szCs w:val="22"/>
+        </w:rPr>
+        <w:t xml:space="preserve">Protocol layer + third-party frontends</w:t>
+      </w:r>
+      <w:r>
+        <w:rPr>
+          <w:rFonts w:ascii="Calibri" w:cs="Calibri" w:eastAsia="Calibri" w:hAnsi="Calibri"/>
+          <w:color w:val="1A1A1A"/>
+          <w:sz w:val="22"/>
+          <w:szCs w:val="22"/>
+        </w:rPr>
+        <w:t xml:space="preserve"> — Azuro/Hyperliquid model. JustGames builds the rails; independent teams build the consumer brands. CMO has a hybrid job: market the protocol to frontend builders (developer relations, hackathons, grants) AND build awareness in the end-user community to give frontends customers to acquire.</w:t>
+      </w:r>
+    </w:p>
+    <w:p>
+      <w:pPr>
+        <w:spacing w:after="120" w:before="80" w:line="300"/>
+      </w:pPr>
+      <w:r>
+        <w:rPr>
+          <w:rFonts w:ascii="Calibri" w:cs="Calibri" w:eastAsia="Calibri" w:hAnsi="Calibri"/>
+          <w:color w:val="1A1A1A"/>
+          <w:sz w:val="22"/>
+          <w:szCs w:val="22"/>
+        </w:rPr>
+        <w:t xml:space="preserve">The recruiter email is ambiguous on which of these it is. "Top ambassadors" and "$1M marketing budget" sound B2C. "Open-source protocol" sounds B2B/infrastructure. "Lowest fees" could be either pitch. </w:t>
+      </w:r>
+      <w:r>
+        <w:rPr>
+          <w:rFonts w:ascii="Calibri" w:cs="Calibri" w:eastAsia="Calibri" w:hAnsi="Calibri"/>
+          <w:b/>
+          <w:bCs/>
+          <w:color w:val="1A1A1A"/>
+          <w:sz w:val="22"/>
+          <w:szCs w:val="22"/>
+        </w:rPr>
+        <w:t xml:space="preserve">You need to know.</w:t>
       </w:r>
     </w:p>
     <w:p>
@@ -3195,11 +3377,22 @@
       <w:r>
         <w:rPr>
           <w:rFonts w:ascii="Calibri" w:cs="Calibri" w:eastAsia="Calibri" w:hAnsi="Calibri"/>
-          <w:color w:val="1A1A1A"/>
-          <w:sz w:val="22"/>
-          <w:szCs w:val="22"/>
-        </w:rPr>
-        <w:t xml:space="preserve">"How did Igor's team come to engage Talent SDK for this search? I noticed your background is gaming/AI/defense — curious how this role landed with you." </w:t>
+          <w:b/>
+          <w:bCs/>
+          <w:color w:val="1A1A1A"/>
+          <w:sz w:val="22"/>
+          <w:szCs w:val="22"/>
+        </w:rPr>
+        <w:t xml:space="preserve">"Walk me through the product. Is JustGames a B2C sportsbook running on its own protocol, a B2B infrastructure layer that licensed operators plug into, or both — protocol plus a flagship frontend?"</w:t>
+      </w:r>
+      <w:r>
+        <w:rPr>
+          <w:rFonts w:ascii="Calibri" w:cs="Calibri" w:eastAsia="Calibri" w:hAnsi="Calibri"/>
+          <w:color w:val="1A1A1A"/>
+          <w:sz w:val="22"/>
+          <w:szCs w:val="22"/>
+        </w:rPr>
+        <w:t xml:space="preserve"> </w:t>
       </w:r>
       <w:r>
         <w:rPr>
@@ -3210,7 +3403,7 @@
           <w:sz w:val="22"/>
           <w:szCs w:val="22"/>
         </w:rPr>
-        <w:t xml:space="preserve">(Polite. Surfaces the iGaming gap. Gives Nathan a chance to explain the founder relationship.)</w:t>
+        <w:t xml:space="preserve">(The single most important question. The answer reshapes everything else.)</w:t>
       </w:r>
     </w:p>
     <w:p>
@@ -3225,11 +3418,22 @@
       <w:r>
         <w:rPr>
           <w:rFonts w:ascii="Calibri" w:cs="Calibri" w:eastAsia="Calibri" w:hAnsi="Calibri"/>
-          <w:color w:val="1A1A1A"/>
-          <w:sz w:val="22"/>
-          <w:szCs w:val="22"/>
-        </w:rPr>
-        <w:t xml:space="preserve">"What's the legal entity name and jurisdiction of incorporation? I want to read up properly before any deeper conversation." </w:t>
+          <w:b/>
+          <w:bCs/>
+          <w:color w:val="1A1A1A"/>
+          <w:sz w:val="22"/>
+          <w:szCs w:val="22"/>
+        </w:rPr>
+        <w:t xml:space="preserve">"Who's the customer the CMO is responsible for acquiring? End-users placing bets, operators integrating the protocol, or developer teams building frontends? Or is it all three at different stages?"</w:t>
+      </w:r>
+      <w:r>
+        <w:rPr>
+          <w:rFonts w:ascii="Calibri" w:cs="Calibri" w:eastAsia="Calibri" w:hAnsi="Calibri"/>
+          <w:color w:val="1A1A1A"/>
+          <w:sz w:val="22"/>
+          <w:szCs w:val="22"/>
+        </w:rPr>
+        <w:t xml:space="preserve"> </w:t>
       </w:r>
       <w:r>
         <w:rPr>
@@ -3240,7 +3444,7 @@
           <w:sz w:val="22"/>
           <w:szCs w:val="22"/>
         </w:rPr>
-        <w:t xml:space="preserve">(Establishes you do due diligence. Forces him to either give specifics or admit he doesn't have them.)</w:t>
+        <w:t xml:space="preserve">(Forces him to name the GTM target. If he says "all three," that's a $3.5M-doesn't-cover-it flag.)</w:t>
       </w:r>
     </w:p>
     <w:p>
@@ -3255,11 +3459,22 @@
       <w:r>
         <w:rPr>
           <w:rFonts w:ascii="Calibri" w:cs="Calibri" w:eastAsia="Calibri" w:hAnsi="Calibri"/>
-          <w:color w:val="1A1A1A"/>
-          <w:sz w:val="22"/>
-          <w:szCs w:val="22"/>
-        </w:rPr>
-        <w:t xml:space="preserve">"Can you walk me through the team? You named Igor, Dan Coleman, Tom Martell, Peter Kravtsov — of these four, who's run a regulated betting operation before, and how is product/engineering staffed below Peter?" </w:t>
+          <w:b/>
+          <w:bCs/>
+          <w:color w:val="1A1A1A"/>
+          <w:sz w:val="22"/>
+          <w:szCs w:val="22"/>
+        </w:rPr>
+        <w:t xml:space="preserve">"Is there a thought about JustGames running its own branded sportsbook on top of the protocol — a flagship B2C product? Or is the strategy strictly to enable other operators?"</w:t>
+      </w:r>
+      <w:r>
+        <w:rPr>
+          <w:rFonts w:ascii="Calibri" w:cs="Calibri" w:eastAsia="Calibri" w:hAnsi="Calibri"/>
+          <w:color w:val="1A1A1A"/>
+          <w:sz w:val="22"/>
+          <w:szCs w:val="22"/>
+        </w:rPr>
+        <w:t xml:space="preserve"> </w:t>
       </w:r>
       <w:r>
         <w:rPr>
@@ -3270,8 +3485,16 @@
           <w:sz w:val="22"/>
           <w:szCs w:val="22"/>
         </w:rPr>
-        <w:t xml:space="preserve">(Surfaces the founder-team gap without insulting it.)</w:t>
-      </w:r>
+        <w:t xml:space="preserve">(Specifically your question. Pins down whether you'd be building a brand or selling to procurement.)</w:t>
+      </w:r>
+    </w:p>
+    <w:p>
+      <w:pPr>
+        <w:pBdr>
+          <w:bottom w:val="single" w:color="D6E4F0" w:sz="6" w:space="1"/>
+        </w:pBdr>
+        <w:spacing w:after="200" w:before="200"/>
+      </w:pPr>
     </w:p>
     <w:p>
       <w:pPr>
@@ -3287,7 +3510,138 @@
           <w:sz w:val="26"/>
           <w:szCs w:val="26"/>
         </w:rPr>
-        <w:t xml:space="preserve">Funding/runway questions</w:t>
+        <w:t xml:space="preserve">AREA B — Who exactly is the customer, and can they be served legally?</w:t>
+      </w:r>
+    </w:p>
+    <w:p>
+      <w:pPr>
+        <w:spacing w:after="120" w:before="80" w:line="300"/>
+      </w:pPr>
+      <w:r>
+        <w:rPr>
+          <w:rFonts w:ascii="Calibri" w:cs="Calibri" w:eastAsia="Calibri" w:hAnsi="Calibri"/>
+          <w:color w:val="1A1A1A"/>
+          <w:sz w:val="22"/>
+          <w:szCs w:val="22"/>
+        </w:rPr>
+        <w:t xml:space="preserve">Once you know what the product is, ask who can buy it and where they're allowed to use it. </w:t>
+      </w:r>
+      <w:r>
+        <w:rPr>
+          <w:rFonts w:ascii="Calibri" w:cs="Calibri" w:eastAsia="Calibri" w:hAnsi="Calibri"/>
+          <w:b/>
+          <w:bCs/>
+          <w:color w:val="1A1A1A"/>
+          <w:sz w:val="22"/>
+          <w:szCs w:val="22"/>
+        </w:rPr>
+        <w:t xml:space="preserve">"Lowest fees" is irrelevant if the customer can't legally touch the product.</w:t>
+      </w:r>
+      <w:r>
+        <w:rPr>
+          <w:rFonts w:ascii="Calibri" w:cs="Calibri" w:eastAsia="Calibri" w:hAnsi="Calibri"/>
+          <w:color w:val="1A1A1A"/>
+          <w:sz w:val="22"/>
+          <w:szCs w:val="22"/>
+        </w:rPr>
+        <w:t xml:space="preserve"> Three customer-tier questions:</w:t>
+      </w:r>
+    </w:p>
+    <w:p>
+      <w:pPr>
+        <w:pStyle w:val="ListParagraph"/>
+        <w:numPr>
+          <w:ilvl w:val="0"/>
+          <w:numId w:val="3"/>
+        </w:numPr>
+        <w:spacing w:after="40" w:before="40" w:line="280"/>
+      </w:pPr>
+      <w:r>
+        <w:rPr>
+          <w:rFonts w:ascii="Calibri" w:cs="Calibri" w:eastAsia="Calibri" w:hAnsi="Calibri"/>
+          <w:color w:val="1A1A1A"/>
+          <w:sz w:val="22"/>
+          <w:szCs w:val="22"/>
+        </w:rPr>
+        <w:t xml:space="preserve">If B2C: which countries can players legally access this from? MGA-regulated (Malta-licensed players)? UKGC? German GlüStV? Italian ADM? Brazilian Bets? Or is it offshore-only, geo-blocking everywhere licensed and serving the gray markets (LATAM ex-Brazil, SEA, Africa, etc.)?</w:t>
+      </w:r>
+    </w:p>
+    <w:p>
+      <w:pPr>
+        <w:pStyle w:val="ListParagraph"/>
+        <w:numPr>
+          <w:ilvl w:val="0"/>
+          <w:numId w:val="3"/>
+        </w:numPr>
+        <w:spacing w:after="40" w:before="40" w:line="280"/>
+      </w:pPr>
+      <w:r>
+        <w:rPr>
+          <w:rFonts w:ascii="Calibri" w:cs="Calibri" w:eastAsia="Calibri" w:hAnsi="Calibri"/>
+          <w:color w:val="1A1A1A"/>
+          <w:sz w:val="22"/>
+          <w:szCs w:val="22"/>
+        </w:rPr>
+        <w:t xml:space="preserve">If B2B: are you selling to </w:t>
+      </w:r>
+      <w:r>
+        <w:rPr>
+          <w:rFonts w:ascii="Calibri" w:cs="Calibri" w:eastAsia="Calibri" w:hAnsi="Calibri"/>
+          <w:b/>
+          <w:bCs/>
+          <w:color w:val="1A1A1A"/>
+          <w:sz w:val="22"/>
+          <w:szCs w:val="22"/>
+        </w:rPr>
+        <w:t xml:space="preserve">licensed operators</w:t>
+      </w:r>
+      <w:r>
+        <w:rPr>
+          <w:rFonts w:ascii="Calibri" w:cs="Calibri" w:eastAsia="Calibri" w:hAnsi="Calibri"/>
+          <w:color w:val="1A1A1A"/>
+          <w:sz w:val="22"/>
+          <w:szCs w:val="22"/>
+        </w:rPr>
+        <w:t xml:space="preserve"> (MGA, UKGC, ADM, Brazilian Bets, Ontario AGCO, etc.) who'll want certifications (GLI-19, ISO 27001, RNG audits, MGA approval letters)? Or are you selling to </w:t>
+      </w:r>
+      <w:r>
+        <w:rPr>
+          <w:rFonts w:ascii="Calibri" w:cs="Calibri" w:eastAsia="Calibri" w:hAnsi="Calibri"/>
+          <w:b/>
+          <w:bCs/>
+          <w:color w:val="1A1A1A"/>
+          <w:sz w:val="22"/>
+          <w:szCs w:val="22"/>
+        </w:rPr>
+        <w:t xml:space="preserve">gray-market crypto operators</w:t>
+      </w:r>
+      <w:r>
+        <w:rPr>
+          <w:rFonts w:ascii="Calibri" w:cs="Calibri" w:eastAsia="Calibri" w:hAnsi="Calibri"/>
+          <w:color w:val="1A1A1A"/>
+          <w:sz w:val="22"/>
+          <w:szCs w:val="22"/>
+        </w:rPr>
+        <w:t xml:space="preserve"> (Curaçao sub-license era operators, offshore crypto books) who don't need those certs but have shrinking access as Curaçao reforms close the loophole?</w:t>
+      </w:r>
+    </w:p>
+    <w:p>
+      <w:pPr>
+        <w:pStyle w:val="ListParagraph"/>
+        <w:numPr>
+          <w:ilvl w:val="0"/>
+          <w:numId w:val="3"/>
+        </w:numPr>
+        <w:spacing w:after="40" w:before="40" w:line="280"/>
+      </w:pPr>
+      <w:r>
+        <w:rPr>
+          <w:rFonts w:ascii="Calibri" w:cs="Calibri" w:eastAsia="Calibri" w:hAnsi="Calibri"/>
+          <w:color w:val="1A1A1A"/>
+          <w:sz w:val="22"/>
+          <w:szCs w:val="22"/>
+        </w:rPr>
+        <w:t xml:space="preserve">If protocol: is the protocol itself licensable, or by design unlicensable (decentralized, no central operator to license)?</w:t>
       </w:r>
     </w:p>
     <w:p>
@@ -3302,11 +3656,22 @@
       <w:r>
         <w:rPr>
           <w:rFonts w:ascii="Calibri" w:cs="Calibri" w:eastAsia="Calibri" w:hAnsi="Calibri"/>
-          <w:color w:val="1A1A1A"/>
-          <w:sz w:val="22"/>
-          <w:szCs w:val="22"/>
-        </w:rPr>
-        <w:t xml:space="preserve">"How is the $3.5M structured — pre-seed, seed, SAFE, equity? Who are the lead investors, and what's the Series A target?" </w:t>
+          <w:b/>
+          <w:bCs/>
+          <w:color w:val="1A1A1A"/>
+          <w:sz w:val="22"/>
+          <w:szCs w:val="22"/>
+        </w:rPr>
+        <w:t xml:space="preserve">"Geographic strategy — which countries does the product target on day one, and which does it geo-block? Are you operating in licensed regulated markets, the gray markets, or both with different stacks?"</w:t>
+      </w:r>
+      <w:r>
+        <w:rPr>
+          <w:rFonts w:ascii="Calibri" w:cs="Calibri" w:eastAsia="Calibri" w:hAnsi="Calibri"/>
+          <w:color w:val="1A1A1A"/>
+          <w:sz w:val="22"/>
+          <w:szCs w:val="22"/>
+        </w:rPr>
+        <w:t xml:space="preserve"> </w:t>
       </w:r>
       <w:r>
         <w:rPr>
@@ -3317,7 +3682,7 @@
           <w:sz w:val="22"/>
           <w:szCs w:val="22"/>
         </w:rPr>
-        <w:t xml:space="preserve">(You need to know if this is real institutional money or angel/poker-world money. The answer shapes everything.)</w:t>
+        <w:t xml:space="preserve">(The honest answer to this tells you the entire regulatory posture. If he says "global, no geo-blocks" — that's gray-market, full stop, and you should know that's the bet.)</w:t>
       </w:r>
     </w:p>
     <w:p>
@@ -3332,11 +3697,22 @@
       <w:r>
         <w:rPr>
           <w:rFonts w:ascii="Calibri" w:cs="Calibri" w:eastAsia="Calibri" w:hAnsi="Calibri"/>
-          <w:color w:val="1A1A1A"/>
-          <w:sz w:val="22"/>
-          <w:szCs w:val="22"/>
-        </w:rPr>
-        <w:t xml:space="preserve">"How long does $3.5M extend the runway, and what's the milestone to Series A — revenue, user count, regulatory milestone, token launch?" </w:t>
+          <w:b/>
+          <w:bCs/>
+          <w:color w:val="1A1A1A"/>
+          <w:sz w:val="22"/>
+          <w:szCs w:val="22"/>
+        </w:rPr>
+        <w:t xml:space="preserve">"On the B2B side, are you targeting licensed operators (MGA, UKGC, ADM, Brazilian Bets, Ontario) or gray-market crypto operators? Because the sales motion and the product certifications are different worlds."</w:t>
+      </w:r>
+      <w:r>
+        <w:rPr>
+          <w:rFonts w:ascii="Calibri" w:cs="Calibri" w:eastAsia="Calibri" w:hAnsi="Calibri"/>
+          <w:color w:val="1A1A1A"/>
+          <w:sz w:val="22"/>
+          <w:szCs w:val="22"/>
+        </w:rPr>
+        <w:t xml:space="preserve"> </w:t>
       </w:r>
       <w:r>
         <w:rPr>
@@ -3347,8 +3723,98 @@
           <w:sz w:val="22"/>
           <w:szCs w:val="22"/>
         </w:rPr>
-        <w:t xml:space="preserve">(Tests whether they have a real plan or are vibes-based.)</w:t>
-      </w:r>
+        <w:t xml:space="preserve">(Signals you understand the regulated B2B landscape and forces him to commit to a tier.)</w:t>
+      </w:r>
+    </w:p>
+    <w:p>
+      <w:pPr>
+        <w:pStyle w:val="ListParagraph"/>
+        <w:numPr>
+          <w:ilvl w:val="0"/>
+          <w:numId w:val="2"/>
+        </w:numPr>
+        <w:spacing w:after="40" w:before="40" w:line="280"/>
+      </w:pPr>
+      <w:r>
+        <w:rPr>
+          <w:rFonts w:ascii="Calibri" w:cs="Calibri" w:eastAsia="Calibri" w:hAnsi="Calibri"/>
+          <w:b/>
+          <w:bCs/>
+          <w:color w:val="1A1A1A"/>
+          <w:sz w:val="22"/>
+          <w:szCs w:val="22"/>
+        </w:rPr>
+        <w:t xml:space="preserve">"Can this product be licensed at all? Is the protocol itself something you'd put through MGA Class 2 or Brazilian Bets, or is the model deliberately outside licensing — operate as a protocol, let frontends carry licenses where they need them?"</w:t>
+      </w:r>
+      <w:r>
+        <w:rPr>
+          <w:rFonts w:ascii="Calibri" w:cs="Calibri" w:eastAsia="Calibri" w:hAnsi="Calibri"/>
+          <w:color w:val="1A1A1A"/>
+          <w:sz w:val="22"/>
+          <w:szCs w:val="22"/>
+        </w:rPr>
+        <w:t xml:space="preserve"> </w:t>
+      </w:r>
+      <w:r>
+        <w:rPr>
+          <w:rFonts w:ascii="Calibri" w:cs="Calibri" w:eastAsia="Calibri" w:hAnsi="Calibri"/>
+          <w:i/>
+          <w:iCs/>
+          <w:color w:val="1A1A1A"/>
+          <w:sz w:val="22"/>
+          <w:szCs w:val="22"/>
+        </w:rPr>
+        <w:t xml:space="preserve">(The architecture question. Some protocols are designed to be unlicensable; others can wrap a licensed entity around them. The answer affects everything from the marketing language to whether you can put a logo on a Premier League sleeve.)</w:t>
+      </w:r>
+    </w:p>
+    <w:p>
+      <w:pPr>
+        <w:pStyle w:val="ListParagraph"/>
+        <w:numPr>
+          <w:ilvl w:val="0"/>
+          <w:numId w:val="2"/>
+        </w:numPr>
+        <w:spacing w:after="40" w:before="40" w:line="280"/>
+      </w:pPr>
+      <w:r>
+        <w:rPr>
+          <w:rFonts w:ascii="Calibri" w:cs="Calibri" w:eastAsia="Calibri" w:hAnsi="Calibri"/>
+          <w:b/>
+          <w:bCs/>
+          <w:color w:val="1A1A1A"/>
+          <w:sz w:val="22"/>
+          <w:szCs w:val="22"/>
+        </w:rPr>
+        <w:t xml:space="preserve">"What does the legal team say about Brazil specifically? Brazil's Bets framework launched 2024 and the regulated market is massive — are you going through Bets licensing or geo-blocking Brazil at launch?"</w:t>
+      </w:r>
+      <w:r>
+        <w:rPr>
+          <w:rFonts w:ascii="Calibri" w:cs="Calibri" w:eastAsia="Calibri" w:hAnsi="Calibri"/>
+          <w:color w:val="1A1A1A"/>
+          <w:sz w:val="22"/>
+          <w:szCs w:val="22"/>
+        </w:rPr>
+        <w:t xml:space="preserve"> </w:t>
+      </w:r>
+      <w:r>
+        <w:rPr>
+          <w:rFonts w:ascii="Calibri" w:cs="Calibri" w:eastAsia="Calibri" w:hAnsi="Calibri"/>
+          <w:i/>
+          <w:iCs/>
+          <w:color w:val="1A1A1A"/>
+          <w:sz w:val="22"/>
+          <w:szCs w:val="22"/>
+        </w:rPr>
+        <w:t xml:space="preserve">(Brazil is the marquee LATAM opportunity. The answer reveals whether they have real legal counsel or are vibes-on-LATAM.)</w:t>
+      </w:r>
+    </w:p>
+    <w:p>
+      <w:pPr>
+        <w:pBdr>
+          <w:bottom w:val="single" w:color="D6E4F0" w:sz="6" w:space="1"/>
+        </w:pBdr>
+        <w:spacing w:after="200" w:before="200"/>
+      </w:pPr>
     </w:p>
     <w:p>
       <w:pPr>
@@ -3364,7 +3830,147 @@
           <w:sz w:val="26"/>
           <w:szCs w:val="26"/>
         </w:rPr>
-        <w:t xml:space="preserve">Role-shape questions</w:t>
+        <w:t xml:space="preserve">AREA C — The ambassadors. Who are they and what are they actually for?</w:t>
+      </w:r>
+    </w:p>
+    <w:p>
+      <w:pPr>
+        <w:spacing w:after="120" w:before="80" w:line="300"/>
+      </w:pPr>
+      <w:r>
+        <w:rPr>
+          <w:rFonts w:ascii="Calibri" w:cs="Calibri" w:eastAsia="Calibri" w:hAnsi="Calibri"/>
+          <w:color w:val="1A1A1A"/>
+          <w:sz w:val="22"/>
+          <w:szCs w:val="22"/>
+        </w:rPr>
+        <w:t xml:space="preserve">The recruiter said "top ambassadors, already signed." Given Igor's network, the ambassadors are </w:t>
+      </w:r>
+      <w:r>
+        <w:rPr>
+          <w:rFonts w:ascii="Calibri" w:cs="Calibri" w:eastAsia="Calibri" w:hAnsi="Calibri"/>
+          <w:b/>
+          <w:bCs/>
+          <w:color w:val="1A1A1A"/>
+          <w:sz w:val="22"/>
+          <w:szCs w:val="22"/>
+        </w:rPr>
+        <w:t xml:space="preserve">almost certainly poker pros or crypto influencers</w:t>
+      </w:r>
+      <w:r>
+        <w:rPr>
+          <w:rFonts w:ascii="Calibri" w:cs="Calibri" w:eastAsia="Calibri" w:hAnsi="Calibri"/>
+          <w:color w:val="1A1A1A"/>
+          <w:sz w:val="22"/>
+          <w:szCs w:val="22"/>
+        </w:rPr>
+        <w:t xml:space="preserve"> (Phil Hellmuth, Daniel Negreanu, Doug Polk, Phil Galfond on the poker side; Vitalik, crypto Twitter KOLs on the Web3 side). Possibly Liv Boeree. Maybe pro-EA figures.</w:t>
+      </w:r>
+    </w:p>
+    <w:p>
+      <w:pPr>
+        <w:spacing w:after="120" w:before="80" w:line="300"/>
+      </w:pPr>
+      <w:r>
+        <w:rPr>
+          <w:rFonts w:ascii="Calibri" w:cs="Calibri" w:eastAsia="Calibri" w:hAnsi="Calibri"/>
+          <w:b/>
+          <w:bCs/>
+          <w:color w:val="1A1A1A"/>
+          <w:sz w:val="22"/>
+          <w:szCs w:val="22"/>
+        </w:rPr>
+        <w:t xml:space="preserve">Ambassadors do completely different work depending on whether this is B2B or B2C — and the answer reveals which the company really thinks it is:</w:t>
+      </w:r>
+    </w:p>
+    <w:p>
+      <w:pPr>
+        <w:pStyle w:val="ListParagraph"/>
+        <w:numPr>
+          <w:ilvl w:val="0"/>
+          <w:numId w:val="3"/>
+        </w:numPr>
+        <w:spacing w:after="40" w:before="40" w:line="280"/>
+      </w:pPr>
+      <w:r>
+        <w:rPr>
+          <w:rFonts w:ascii="Calibri" w:cs="Calibri" w:eastAsia="Calibri" w:hAnsi="Calibri"/>
+          <w:b/>
+          <w:bCs/>
+          <w:color w:val="1A1A1A"/>
+          <w:sz w:val="22"/>
+          <w:szCs w:val="22"/>
+        </w:rPr>
+        <w:t xml:space="preserve">B2C ambassadors</w:t>
+      </w:r>
+      <w:r>
+        <w:rPr>
+          <w:rFonts w:ascii="Calibri" w:cs="Calibri" w:eastAsia="Calibri" w:hAnsi="Calibri"/>
+          <w:color w:val="1A1A1A"/>
+          <w:sz w:val="22"/>
+          <w:szCs w:val="22"/>
+        </w:rPr>
+        <w:t xml:space="preserve"> → trial drivers. The ambassador's audience comes and tries the product. CMO measures CAC, conversion, retention. Standard playbook from your MrGreen days.</w:t>
+      </w:r>
+    </w:p>
+    <w:p>
+      <w:pPr>
+        <w:pStyle w:val="ListParagraph"/>
+        <w:numPr>
+          <w:ilvl w:val="0"/>
+          <w:numId w:val="3"/>
+        </w:numPr>
+        <w:spacing w:after="40" w:before="40" w:line="280"/>
+      </w:pPr>
+      <w:r>
+        <w:rPr>
+          <w:rFonts w:ascii="Calibri" w:cs="Calibri" w:eastAsia="Calibri" w:hAnsi="Calibri"/>
+          <w:b/>
+          <w:bCs/>
+          <w:color w:val="1A1A1A"/>
+          <w:sz w:val="22"/>
+          <w:szCs w:val="22"/>
+        </w:rPr>
+        <w:t xml:space="preserve">B2B ambassadors</w:t>
+      </w:r>
+      <w:r>
+        <w:rPr>
+          <w:rFonts w:ascii="Calibri" w:cs="Calibri" w:eastAsia="Calibri" w:hAnsi="Calibri"/>
+          <w:color w:val="1A1A1A"/>
+          <w:sz w:val="22"/>
+          <w:szCs w:val="22"/>
+        </w:rPr>
+        <w:t xml:space="preserve"> → almost meaningless. Operators don't care that Phil Hellmuth shills a protocol. They care about latency, liquidity, settlement, certifications. Ambassadors at conferences (keynote panels, dinners) are useful for awareness but not for closing deals.</w:t>
+      </w:r>
+    </w:p>
+    <w:p>
+      <w:pPr>
+        <w:pStyle w:val="ListParagraph"/>
+        <w:numPr>
+          <w:ilvl w:val="0"/>
+          <w:numId w:val="3"/>
+        </w:numPr>
+        <w:spacing w:after="40" w:before="40" w:line="280"/>
+      </w:pPr>
+      <w:r>
+        <w:rPr>
+          <w:rFonts w:ascii="Calibri" w:cs="Calibri" w:eastAsia="Calibri" w:hAnsi="Calibri"/>
+          <w:b/>
+          <w:bCs/>
+          <w:color w:val="1A1A1A"/>
+          <w:sz w:val="22"/>
+          <w:szCs w:val="22"/>
+        </w:rPr>
+        <w:t xml:space="preserve">Crypto/protocol ambassadors</w:t>
+      </w:r>
+      <w:r>
+        <w:rPr>
+          <w:rFonts w:ascii="Calibri" w:cs="Calibri" w:eastAsia="Calibri" w:hAnsi="Calibri"/>
+          <w:color w:val="1A1A1A"/>
+          <w:sz w:val="22"/>
+          <w:szCs w:val="22"/>
+        </w:rPr>
+        <w:t xml:space="preserve"> → distribution and credibility in the onchain community. They drive token holders, frontend builders, governance participation. Different from sportsbook ambassadors.</w:t>
       </w:r>
     </w:p>
     <w:p>
@@ -3379,11 +3985,22 @@
       <w:r>
         <w:rPr>
           <w:rFonts w:ascii="Calibri" w:cs="Calibri" w:eastAsia="Calibri" w:hAnsi="Calibri"/>
-          <w:color w:val="1A1A1A"/>
-          <w:sz w:val="22"/>
-          <w:szCs w:val="22"/>
-        </w:rPr>
-        <w:t xml:space="preserve">"Why hire a CMO 4-6 weeks before launch rather than 4-6 months ago? Who's been doing marketing strategy until now?" </w:t>
+          <w:b/>
+          <w:bCs/>
+          <w:color w:val="1A1A1A"/>
+          <w:sz w:val="22"/>
+          <w:szCs w:val="22"/>
+        </w:rPr>
+        <w:t xml:space="preserve">"Who are the ambassadors? Poker world, crypto/Web3, sports, or a mix?"</w:t>
+      </w:r>
+      <w:r>
+        <w:rPr>
+          <w:rFonts w:ascii="Calibri" w:cs="Calibri" w:eastAsia="Calibri" w:hAnsi="Calibri"/>
+          <w:color w:val="1A1A1A"/>
+          <w:sz w:val="22"/>
+          <w:szCs w:val="22"/>
+        </w:rPr>
+        <w:t xml:space="preserve"> </w:t>
       </w:r>
       <w:r>
         <w:rPr>
@@ -3394,7 +4011,7 @@
           <w:sz w:val="22"/>
           <w:szCs w:val="22"/>
         </w:rPr>
-        <w:t xml:space="preserve">(Reverses the question on them. The answer reveals whether the role is greenfield, replacement, or 'we ran out of band-aid.')</w:t>
+        <w:t xml:space="preserve">(Concrete. Forces him to name names or admit he doesn't know.)</w:t>
       </w:r>
     </w:p>
     <w:p>
@@ -3409,11 +4026,22 @@
       <w:r>
         <w:rPr>
           <w:rFonts w:ascii="Calibri" w:cs="Calibri" w:eastAsia="Calibri" w:hAnsi="Calibri"/>
-          <w:color w:val="1A1A1A"/>
-          <w:sz w:val="22"/>
-          <w:szCs w:val="22"/>
-        </w:rPr>
-        <w:t xml:space="preserve">"What does Igor expect the CMO to own on day one? Brand and growth, or also CRM, retention, ops, analytics — given $3.5M runway you can't hire a 30-person org." </w:t>
+          <w:b/>
+          <w:bCs/>
+          <w:color w:val="1A1A1A"/>
+          <w:sz w:val="22"/>
+          <w:szCs w:val="22"/>
+        </w:rPr>
+        <w:t xml:space="preserve">"What is the ambassador's actual role on launch — drive end-user signups, lend credibility to operator sales, or distribute through their content/social audience? Because the work I'd do with a poker pro to drive B2C trial is completely different from how I'd use them at a B2B conference."</w:t>
+      </w:r>
+      <w:r>
+        <w:rPr>
+          <w:rFonts w:ascii="Calibri" w:cs="Calibri" w:eastAsia="Calibri" w:hAnsi="Calibri"/>
+          <w:color w:val="1A1A1A"/>
+          <w:sz w:val="22"/>
+          <w:szCs w:val="22"/>
+        </w:rPr>
+        <w:t xml:space="preserve"> </w:t>
       </w:r>
       <w:r>
         <w:rPr>
@@ -3424,7 +4052,7 @@
           <w:sz w:val="22"/>
           <w:szCs w:val="22"/>
         </w:rPr>
-        <w:t xml:space="preserve">(Sets up your full-stack angle.)</w:t>
+        <w:t xml:space="preserve">(This is your question, sharpened. It surfaces whether the team has thought through ambassador economics or just signed people because Igor knows them.)</w:t>
       </w:r>
     </w:p>
     <w:p>
@@ -3439,11 +4067,22 @@
       <w:r>
         <w:rPr>
           <w:rFonts w:ascii="Calibri" w:cs="Calibri" w:eastAsia="Calibri" w:hAnsi="Calibri"/>
-          <w:color w:val="1A1A1A"/>
-          <w:sz w:val="22"/>
-          <w:szCs w:val="22"/>
-        </w:rPr>
-        <w:t xml:space="preserve">"What's the comp structure — base, equity, cash bonus, token allocation if there's a token? And what's the realistic OTE total comp given the stage?" </w:t>
+          <w:b/>
+          <w:bCs/>
+          <w:color w:val="1A1A1A"/>
+          <w:sz w:val="22"/>
+          <w:szCs w:val="22"/>
+        </w:rPr>
+        <w:t xml:space="preserve">"If this is B2B, what would an ambassador actually do for the company? Operators don't buy infrastructure from Phil Hellmuth — they buy it from a sales team with certifications and references. Is the ambassador role for awareness, or do you see it as a sales channel?"</w:t>
+      </w:r>
+      <w:r>
+        <w:rPr>
+          <w:rFonts w:ascii="Calibri" w:cs="Calibri" w:eastAsia="Calibri" w:hAnsi="Calibri"/>
+          <w:color w:val="1A1A1A"/>
+          <w:sz w:val="22"/>
+          <w:szCs w:val="22"/>
+        </w:rPr>
+        <w:t xml:space="preserve"> </w:t>
       </w:r>
       <w:r>
         <w:rPr>
@@ -3454,8 +4093,57 @@
           <w:sz w:val="22"/>
           <w:szCs w:val="22"/>
         </w:rPr>
-        <w:t xml:space="preserve">(Don't dance around comp at the screen. Get the range out.)</w:t>
-      </w:r>
+        <w:t xml:space="preserve">(Polite version of "Igor may have signed ambassadors without a clear job for them in B2B." Surfaces the gap if it exists.)</w:t>
+      </w:r>
+    </w:p>
+    <w:p>
+      <w:pPr>
+        <w:pStyle w:val="ListParagraph"/>
+        <w:numPr>
+          <w:ilvl w:val="0"/>
+          <w:numId w:val="2"/>
+        </w:numPr>
+        <w:spacing w:after="40" w:before="40" w:line="280"/>
+      </w:pPr>
+      <w:r>
+        <w:rPr>
+          <w:rFonts w:ascii="Calibri" w:cs="Calibri" w:eastAsia="Calibri" w:hAnsi="Calibri"/>
+          <w:b/>
+          <w:bCs/>
+          <w:color w:val="1A1A1A"/>
+          <w:sz w:val="22"/>
+          <w:szCs w:val="22"/>
+        </w:rPr>
+        <w:t xml:space="preserve">"Are the ambassadors equity holders, paid spokespeople, or token allocation? The deal structure shapes how aggressively I can ask them to work."</w:t>
+      </w:r>
+      <w:r>
+        <w:rPr>
+          <w:rFonts w:ascii="Calibri" w:cs="Calibri" w:eastAsia="Calibri" w:hAnsi="Calibri"/>
+          <w:color w:val="1A1A1A"/>
+          <w:sz w:val="22"/>
+          <w:szCs w:val="22"/>
+        </w:rPr>
+        <w:t xml:space="preserve"> </w:t>
+      </w:r>
+      <w:r>
+        <w:rPr>
+          <w:rFonts w:ascii="Calibri" w:cs="Calibri" w:eastAsia="Calibri" w:hAnsi="Calibri"/>
+          <w:i/>
+          <w:iCs/>
+          <w:color w:val="1A1A1A"/>
+          <w:sz w:val="22"/>
+          <w:szCs w:val="22"/>
+        </w:rPr>
+        <w:t xml:space="preserve">(Real CMO question. Tells you how much leverage you'd actually have over them.)</w:t>
+      </w:r>
+    </w:p>
+    <w:p>
+      <w:pPr>
+        <w:pBdr>
+          <w:bottom w:val="single" w:color="D6E4F0" w:sz="6" w:space="1"/>
+        </w:pBdr>
+        <w:spacing w:after="200" w:before="200"/>
+      </w:pPr>
     </w:p>
     <w:p>
       <w:pPr>
@@ -3471,7 +4159,166 @@
           <w:sz w:val="26"/>
           <w:szCs w:val="26"/>
         </w:rPr>
-        <w:t xml:space="preserve">Strategic/red-flag questions (use 1-2 sparingly)</w:t>
+        <w:t xml:space="preserve">AREA D — The $1M marketing budget. What does Igor want it spent on?</w:t>
+      </w:r>
+    </w:p>
+    <w:p>
+      <w:pPr>
+        <w:spacing w:after="120" w:before="80" w:line="300"/>
+      </w:pPr>
+      <w:r>
+        <w:rPr>
+          <w:rFonts w:ascii="Calibri" w:cs="Calibri" w:eastAsia="Calibri" w:hAnsi="Calibri"/>
+          <w:color w:val="1A1A1A"/>
+          <w:sz w:val="22"/>
+          <w:szCs w:val="22"/>
+        </w:rPr>
+        <w:t xml:space="preserve">The $1M number is the most concrete thing in the email and the most testable. </w:t>
+      </w:r>
+      <w:r>
+        <w:rPr>
+          <w:rFonts w:ascii="Calibri" w:cs="Calibri" w:eastAsia="Calibri" w:hAnsi="Calibri"/>
+          <w:b/>
+          <w:bCs/>
+          <w:color w:val="1A1A1A"/>
+          <w:sz w:val="22"/>
+          <w:szCs w:val="22"/>
+        </w:rPr>
+        <w:t xml:space="preserve">There are roughly four buckets a $1M launch budget could go into, and the founder's instinct here reveals whether they understand the marketing reality:</w:t>
+      </w:r>
+    </w:p>
+    <w:p>
+      <w:pPr>
+        <w:pStyle w:val="ListParagraph"/>
+        <w:numPr>
+          <w:ilvl w:val="0"/>
+          <w:numId w:val="3"/>
+        </w:numPr>
+        <w:spacing w:after="40" w:before="40" w:line="280"/>
+      </w:pPr>
+      <w:r>
+        <w:rPr>
+          <w:rFonts w:ascii="Calibri" w:cs="Calibri" w:eastAsia="Calibri" w:hAnsi="Calibri"/>
+          <w:b/>
+          <w:bCs/>
+          <w:color w:val="1A1A1A"/>
+          <w:sz w:val="22"/>
+          <w:szCs w:val="22"/>
+        </w:rPr>
+        <w:t xml:space="preserve">B2B operator acquisition</w:t>
+      </w:r>
+      <w:r>
+        <w:rPr>
+          <w:rFonts w:ascii="Calibri" w:cs="Calibri" w:eastAsia="Calibri" w:hAnsi="Calibri"/>
+          <w:color w:val="1A1A1A"/>
+          <w:sz w:val="22"/>
+          <w:szCs w:val="22"/>
+        </w:rPr>
+        <w:t xml:space="preserve"> — conferences (SBC Barcelona, ICE Barcelona, iGB Live Amsterdam, SBC Lisbon, SiGMA Malta/Cyprus/Eurasia — booth + sponsorship runs €50-200K per major event), trade press, cold outbound sales (BDR team, $200-400K/year per BDR), industry awards, key account partnerships.</w:t>
+      </w:r>
+    </w:p>
+    <w:p>
+      <w:pPr>
+        <w:pStyle w:val="ListParagraph"/>
+        <w:numPr>
+          <w:ilvl w:val="0"/>
+          <w:numId w:val="3"/>
+        </w:numPr>
+        <w:spacing w:after="40" w:before="40" w:line="280"/>
+      </w:pPr>
+      <w:r>
+        <w:rPr>
+          <w:rFonts w:ascii="Calibri" w:cs="Calibri" w:eastAsia="Calibri" w:hAnsi="Calibri"/>
+          <w:b/>
+          <w:bCs/>
+          <w:color w:val="1A1A1A"/>
+          <w:sz w:val="22"/>
+          <w:szCs w:val="22"/>
+        </w:rPr>
+        <w:t xml:space="preserve">B2C player acquisition</w:t>
+      </w:r>
+      <w:r>
+        <w:rPr>
+          <w:rFonts w:ascii="Calibri" w:cs="Calibri" w:eastAsia="Calibri" w:hAnsi="Calibri"/>
+          <w:color w:val="1A1A1A"/>
+          <w:sz w:val="22"/>
+          <w:szCs w:val="22"/>
+        </w:rPr>
+        <w:t xml:space="preserve"> — paid digital (where legal — Google/Meta closed for unlicensed; programmatic limited), affiliate networks (Income Access, Better Collective, Catena Media — 30-50% rev share or CPA $50-300/depositor), influencer/KOL deals, content/SEO, gamified acquisition (referral programs, missions).</w:t>
+      </w:r>
+    </w:p>
+    <w:p>
+      <w:pPr>
+        <w:pStyle w:val="ListParagraph"/>
+        <w:numPr>
+          <w:ilvl w:val="0"/>
+          <w:numId w:val="3"/>
+        </w:numPr>
+        <w:spacing w:after="40" w:before="40" w:line="280"/>
+      </w:pPr>
+      <w:r>
+        <w:rPr>
+          <w:rFonts w:ascii="Calibri" w:cs="Calibri" w:eastAsia="Calibri" w:hAnsi="Calibri"/>
+          <w:b/>
+          <w:bCs/>
+          <w:color w:val="1A1A1A"/>
+          <w:sz w:val="22"/>
+          <w:szCs w:val="22"/>
+        </w:rPr>
+        <w:t xml:space="preserve">Crypto-native distribution</w:t>
+      </w:r>
+      <w:r>
+        <w:rPr>
+          <w:rFonts w:ascii="Calibri" w:cs="Calibri" w:eastAsia="Calibri" w:hAnsi="Calibri"/>
+          <w:color w:val="1A1A1A"/>
+          <w:sz w:val="22"/>
+          <w:szCs w:val="22"/>
+        </w:rPr>
+        <w:t xml:space="preserve"> — Crypto Twitter/X presence, Telegram/Discord communities, points/airdrop campaigns, KOL deals with crypto influencers, hackathon sponsorships if developer-targeting.</w:t>
+      </w:r>
+    </w:p>
+    <w:p>
+      <w:pPr>
+        <w:pStyle w:val="ListParagraph"/>
+        <w:numPr>
+          <w:ilvl w:val="0"/>
+          <w:numId w:val="3"/>
+        </w:numPr>
+        <w:spacing w:after="40" w:before="40" w:line="280"/>
+      </w:pPr>
+      <w:r>
+        <w:rPr>
+          <w:rFonts w:ascii="Calibri" w:cs="Calibri" w:eastAsia="Calibri" w:hAnsi="Calibri"/>
+          <w:b/>
+          <w:bCs/>
+          <w:color w:val="1A1A1A"/>
+          <w:sz w:val="22"/>
+          <w:szCs w:val="22"/>
+        </w:rPr>
+        <w:t xml:space="preserve">Brand and event marketing</w:t>
+      </w:r>
+      <w:r>
+        <w:rPr>
+          <w:rFonts w:ascii="Calibri" w:cs="Calibri" w:eastAsia="Calibri" w:hAnsi="Calibri"/>
+          <w:color w:val="1A1A1A"/>
+          <w:sz w:val="22"/>
+          <w:szCs w:val="22"/>
+        </w:rPr>
+        <w:t xml:space="preserve"> — sponsorships (sports teams, leagues — closed without license), launch events, PR campaigns, content production.</w:t>
+      </w:r>
+    </w:p>
+    <w:p>
+      <w:pPr>
+        <w:spacing w:after="120" w:before="80" w:line="300"/>
+      </w:pPr>
+      <w:r>
+        <w:rPr>
+          <w:rFonts w:ascii="Calibri" w:cs="Calibri" w:eastAsia="Calibri" w:hAnsi="Calibri"/>
+          <w:color w:val="1A1A1A"/>
+          <w:sz w:val="22"/>
+          <w:szCs w:val="22"/>
+        </w:rPr>
+        <w:t xml:space="preserve">A serious founder will have at least a rough split in mind. A vibes founder will say "growth marketing" or "spend it where it works."</w:t>
       </w:r>
     </w:p>
     <w:p>
@@ -3486,11 +4333,22 @@
       <w:r>
         <w:rPr>
           <w:rFonts w:ascii="Calibri" w:cs="Calibri" w:eastAsia="Calibri" w:hAnsi="Calibri"/>
-          <w:color w:val="1A1A1A"/>
-          <w:sz w:val="22"/>
-          <w:szCs w:val="22"/>
-        </w:rPr>
-        <w:t xml:space="preserve">"What's the licensing strategy for EU, Australia, and Brazil — are we operating as a protocol with third-party licensed frontends, or running our own?" </w:t>
+          <w:b/>
+          <w:bCs/>
+          <w:color w:val="1A1A1A"/>
+          <w:sz w:val="22"/>
+          <w:szCs w:val="22"/>
+        </w:rPr>
+        <w:t xml:space="preserve">"What does Igor see the $1M being spent on, roughly? Conferences and industry sales? Influencer deals? Crypto KOLs and points campaigns? Paid acquisition? Cold outbound to operators? I want to understand the channel mix he's already imagining."</w:t>
+      </w:r>
+      <w:r>
+        <w:rPr>
+          <w:rFonts w:ascii="Calibri" w:cs="Calibri" w:eastAsia="Calibri" w:hAnsi="Calibri"/>
+          <w:color w:val="1A1A1A"/>
+          <w:sz w:val="22"/>
+          <w:szCs w:val="22"/>
+        </w:rPr>
+        <w:t xml:space="preserve"> </w:t>
       </w:r>
       <w:r>
         <w:rPr>
@@ -3501,7 +4359,7 @@
           <w:sz w:val="22"/>
           <w:szCs w:val="22"/>
         </w:rPr>
-        <w:t xml:space="preserve">(This is the question that separates 'we know what we're doing' from 'we're winging it.')</w:t>
+        <w:t xml:space="preserve">(The single most diagnostic question of the call. The answer tells you what Igor thinks the business is.)</w:t>
       </w:r>
     </w:p>
     <w:p>
@@ -3516,11 +4374,22 @@
       <w:r>
         <w:rPr>
           <w:rFonts w:ascii="Calibri" w:cs="Calibri" w:eastAsia="Calibri" w:hAnsi="Calibri"/>
-          <w:color w:val="1A1A1A"/>
-          <w:sz w:val="22"/>
-          <w:szCs w:val="22"/>
-        </w:rPr>
-        <w:t xml:space="preserve">"Is there a token, an airdrop, or points-based GTM in the marketing plan?" </w:t>
+          <w:b/>
+          <w:bCs/>
+          <w:color w:val="1A1A1A"/>
+          <w:sz w:val="22"/>
+          <w:szCs w:val="22"/>
+        </w:rPr>
+        <w:t xml:space="preserve">"For example — what's the rough split between B2B sales motion (conferences, trade press, cold outbound to operators) versus B2C acquisition (paid, affiliates, ambassador-driven trial)? Because $1M is plenty for one but tight for both."</w:t>
+      </w:r>
+      <w:r>
+        <w:rPr>
+          <w:rFonts w:ascii="Calibri" w:cs="Calibri" w:eastAsia="Calibri" w:hAnsi="Calibri"/>
+          <w:color w:val="1A1A1A"/>
+          <w:sz w:val="22"/>
+          <w:szCs w:val="22"/>
+        </w:rPr>
+        <w:t xml:space="preserve"> </w:t>
       </w:r>
       <w:r>
         <w:rPr>
@@ -3531,7 +4400,7 @@
           <w:sz w:val="22"/>
           <w:szCs w:val="22"/>
         </w:rPr>
-        <w:t xml:space="preserve">(Crypto-native launches are increasingly token/points-led. You want to know if this is the GTM lever.)</w:t>
+        <w:t xml:space="preserve">(Specifically forces a B2B/B2C ratio. The number tells you everything.)</w:t>
       </w:r>
     </w:p>
     <w:p>
@@ -3546,11 +4415,22 @@
       <w:r>
         <w:rPr>
           <w:rFonts w:ascii="Calibri" w:cs="Calibri" w:eastAsia="Calibri" w:hAnsi="Calibri"/>
-          <w:color w:val="1A1A1A"/>
-          <w:sz w:val="22"/>
-          <w:szCs w:val="22"/>
-        </w:rPr>
-        <w:t xml:space="preserve">"How is the 'lowest fees' claim benchmarked — against Pinnacle's 2-3%, against Stake's house edge, or against zero-commission like SX Bet and Hyperliquid HIP-4?" </w:t>
+          <w:b/>
+          <w:bCs/>
+          <w:color w:val="1A1A1A"/>
+          <w:sz w:val="22"/>
+          <w:szCs w:val="22"/>
+        </w:rPr>
+        <w:t xml:space="preserve">"Is the $1M for pre-launch awareness only, or does it cover the first 6 months of operating spend? Because '$1M launch budget' and '$1M for the year' are very different planning exercises."</w:t>
+      </w:r>
+      <w:r>
+        <w:rPr>
+          <w:rFonts w:ascii="Calibri" w:cs="Calibri" w:eastAsia="Calibri" w:hAnsi="Calibri"/>
+          <w:color w:val="1A1A1A"/>
+          <w:sz w:val="22"/>
+          <w:szCs w:val="22"/>
+        </w:rPr>
+        <w:t xml:space="preserve"> </w:t>
       </w:r>
       <w:r>
         <w:rPr>
@@ -3561,8 +4441,57 @@
           <w:sz w:val="22"/>
           <w:szCs w:val="22"/>
         </w:rPr>
-        <w:t xml:space="preserve">(This is the question that signals 'I know the market and you can't bluff me.' Use only if Nathan is sophisticated enough to engage with it. Otherwise save for Igor.)</w:t>
-      </w:r>
+        <w:t xml:space="preserve">(Tests whether he or the founders have thought about pacing. Many first-time founders mistake one-off launch spend for ongoing marketing budget.)</w:t>
+      </w:r>
+    </w:p>
+    <w:p>
+      <w:pPr>
+        <w:pStyle w:val="ListParagraph"/>
+        <w:numPr>
+          <w:ilvl w:val="0"/>
+          <w:numId w:val="2"/>
+        </w:numPr>
+        <w:spacing w:after="40" w:before="40" w:line="280"/>
+      </w:pPr>
+      <w:r>
+        <w:rPr>
+          <w:rFonts w:ascii="Calibri" w:cs="Calibri" w:eastAsia="Calibri" w:hAnsi="Calibri"/>
+          <w:b/>
+          <w:bCs/>
+          <w:color w:val="1A1A1A"/>
+          <w:sz w:val="22"/>
+          <w:szCs w:val="22"/>
+        </w:rPr>
+        <w:t xml:space="preserve">"What channels are explicitly off the table given the regulatory posture? Google and Meta are closed for unlicensed gambling brands; sports sponsorships need an operator license. Has the team mapped that, or am I going to need to make those tradeoffs?"</w:t>
+      </w:r>
+      <w:r>
+        <w:rPr>
+          <w:rFonts w:ascii="Calibri" w:cs="Calibri" w:eastAsia="Calibri" w:hAnsi="Calibri"/>
+          <w:color w:val="1A1A1A"/>
+          <w:sz w:val="22"/>
+          <w:szCs w:val="22"/>
+        </w:rPr>
+        <w:t xml:space="preserve"> </w:t>
+      </w:r>
+      <w:r>
+        <w:rPr>
+          <w:rFonts w:ascii="Calibri" w:cs="Calibri" w:eastAsia="Calibri" w:hAnsi="Calibri"/>
+          <w:i/>
+          <w:iCs/>
+          <w:color w:val="1A1A1A"/>
+          <w:sz w:val="22"/>
+          <w:szCs w:val="22"/>
+        </w:rPr>
+        <w:t xml:space="preserve">(Signals you know what's actually closed to you and surfaces whether they've thought it through.)</w:t>
+      </w:r>
+    </w:p>
+    <w:p>
+      <w:pPr>
+        <w:pBdr>
+          <w:bottom w:val="single" w:color="D6E4F0" w:sz="6" w:space="1"/>
+        </w:pBdr>
+        <w:spacing w:after="200" w:before="200"/>
+      </w:pPr>
     </w:p>
     <w:p>
       <w:pPr>
@@ -3578,7 +4507,7 @@
           <w:sz w:val="26"/>
           <w:szCs w:val="26"/>
         </w:rPr>
-        <w:t xml:space="preserve">Process questions (close with these)</w:t>
+        <w:t xml:space="preserve">Quick close-out (after the four areas — 90 seconds max)</w:t>
       </w:r>
     </w:p>
     <w:p>
@@ -3593,30 +4522,22 @@
       <w:r>
         <w:rPr>
           <w:rFonts w:ascii="Calibri" w:cs="Calibri" w:eastAsia="Calibri" w:hAnsi="Calibri"/>
-          <w:color w:val="1A1A1A"/>
-          <w:sz w:val="22"/>
-          <w:szCs w:val="22"/>
-        </w:rPr>
-        <w:t xml:space="preserve">"What's the interview process from here? Who would I meet at each stage and what's the timeline?"</w:t>
-      </w:r>
-    </w:p>
-    <w:p>
-      <w:pPr>
-        <w:pStyle w:val="ListParagraph"/>
-        <w:numPr>
-          <w:ilvl w:val="0"/>
-          <w:numId w:val="2"/>
-        </w:numPr>
-        <w:spacing w:after="40" w:before="40" w:line="280"/>
-      </w:pPr>
-      <w:r>
-        <w:rPr>
-          <w:rFonts w:ascii="Calibri" w:cs="Calibri" w:eastAsia="Calibri" w:hAnsi="Calibri"/>
-          <w:color w:val="1A1A1A"/>
-          <w:sz w:val="22"/>
-          <w:szCs w:val="22"/>
-        </w:rPr>
-        <w:t xml:space="preserve">"What would make a candidate stand out to Igor in particular?" </w:t>
+          <w:b/>
+          <w:bCs/>
+          <w:color w:val="1A1A1A"/>
+          <w:sz w:val="22"/>
+          <w:szCs w:val="22"/>
+        </w:rPr>
+        <w:t xml:space="preserve">"What's the legal entity name and jurisdiction of incorporation?"</w:t>
+      </w:r>
+      <w:r>
+        <w:rPr>
+          <w:rFonts w:ascii="Calibri" w:cs="Calibri" w:eastAsia="Calibri" w:hAnsi="Calibri"/>
+          <w:color w:val="1A1A1A"/>
+          <w:sz w:val="22"/>
+          <w:szCs w:val="22"/>
+        </w:rPr>
+        <w:t xml:space="preserve"> </w:t>
       </w:r>
       <w:r>
         <w:rPr>
@@ -3627,7 +4548,126 @@
           <w:sz w:val="22"/>
           <w:szCs w:val="22"/>
         </w:rPr>
-        <w:t xml:space="preserve">(Lets Nathan share what he knows about Igor's preferences. Useful if you advance.)</w:t>
+        <w:t xml:space="preserve">(Basic due diligence. Establishes seriousness.)</w:t>
+      </w:r>
+    </w:p>
+    <w:p>
+      <w:pPr>
+        <w:pStyle w:val="ListParagraph"/>
+        <w:numPr>
+          <w:ilvl w:val="0"/>
+          <w:numId w:val="2"/>
+        </w:numPr>
+        <w:spacing w:after="40" w:before="40" w:line="280"/>
+      </w:pPr>
+      <w:r>
+        <w:rPr>
+          <w:rFonts w:ascii="Calibri" w:cs="Calibri" w:eastAsia="Calibri" w:hAnsi="Calibri"/>
+          <w:b/>
+          <w:bCs/>
+          <w:color w:val="1A1A1A"/>
+          <w:sz w:val="22"/>
+          <w:szCs w:val="22"/>
+        </w:rPr>
+        <w:t xml:space="preserve">"How is the $3.5M structured, who's the lead investor, and what's the milestone to Series A?"</w:t>
+      </w:r>
+      <w:r>
+        <w:rPr>
+          <w:rFonts w:ascii="Calibri" w:cs="Calibri" w:eastAsia="Calibri" w:hAnsi="Calibri"/>
+          <w:color w:val="1A1A1A"/>
+          <w:sz w:val="22"/>
+          <w:szCs w:val="22"/>
+        </w:rPr>
+        <w:t xml:space="preserve"> </w:t>
+      </w:r>
+      <w:r>
+        <w:rPr>
+          <w:rFonts w:ascii="Calibri" w:cs="Calibri" w:eastAsia="Calibri" w:hAnsi="Calibri"/>
+          <w:i/>
+          <w:iCs/>
+          <w:color w:val="1A1A1A"/>
+          <w:sz w:val="22"/>
+          <w:szCs w:val="22"/>
+        </w:rPr>
+        <w:t xml:space="preserve">(Funding reality check.)</w:t>
+      </w:r>
+    </w:p>
+    <w:p>
+      <w:pPr>
+        <w:pStyle w:val="ListParagraph"/>
+        <w:numPr>
+          <w:ilvl w:val="0"/>
+          <w:numId w:val="2"/>
+        </w:numPr>
+        <w:spacing w:after="40" w:before="40" w:line="280"/>
+      </w:pPr>
+      <w:r>
+        <w:rPr>
+          <w:rFonts w:ascii="Calibri" w:cs="Calibri" w:eastAsia="Calibri" w:hAnsi="Calibri"/>
+          <w:b/>
+          <w:bCs/>
+          <w:color w:val="1A1A1A"/>
+          <w:sz w:val="22"/>
+          <w:szCs w:val="22"/>
+        </w:rPr>
+        <w:t xml:space="preserve">"What's the process from here, timeline, and who I'd meet at each stage?"</w:t>
+      </w:r>
+    </w:p>
+    <w:p>
+      <w:pPr>
+        <w:pStyle w:val="ListParagraph"/>
+        <w:numPr>
+          <w:ilvl w:val="0"/>
+          <w:numId w:val="2"/>
+        </w:numPr>
+        <w:spacing w:after="40" w:before="40" w:line="280"/>
+      </w:pPr>
+      <w:r>
+        <w:rPr>
+          <w:rFonts w:ascii="Calibri" w:cs="Calibri" w:eastAsia="Calibri" w:hAnsi="Calibri"/>
+          <w:b/>
+          <w:bCs/>
+          <w:color w:val="1A1A1A"/>
+          <w:sz w:val="22"/>
+          <w:szCs w:val="22"/>
+        </w:rPr>
+        <w:t xml:space="preserve">"What would make a candidate stand out to Igor in particular?"</w:t>
+      </w:r>
+      <w:r>
+        <w:rPr>
+          <w:rFonts w:ascii="Calibri" w:cs="Calibri" w:eastAsia="Calibri" w:hAnsi="Calibri"/>
+          <w:color w:val="1A1A1A"/>
+          <w:sz w:val="22"/>
+          <w:szCs w:val="22"/>
+        </w:rPr>
+        <w:t xml:space="preserve"> </w:t>
+      </w:r>
+      <w:r>
+        <w:rPr>
+          <w:rFonts w:ascii="Calibri" w:cs="Calibri" w:eastAsia="Calibri" w:hAnsi="Calibri"/>
+          <w:i/>
+          <w:iCs/>
+          <w:color w:val="1A1A1A"/>
+          <w:sz w:val="22"/>
+          <w:szCs w:val="22"/>
+        </w:rPr>
+        <w:t xml:space="preserve">(Lets Nathan share intel for the next stage if you advance.)</w:t>
+      </w:r>
+    </w:p>
+    <w:p>
+      <w:pPr>
+        <w:spacing w:after="120" w:before="80" w:line="300"/>
+      </w:pPr>
+      <w:r>
+        <w:rPr>
+          <w:rFonts w:ascii="Calibri" w:cs="Calibri" w:eastAsia="Calibri" w:hAnsi="Calibri"/>
+          <w:b/>
+          <w:bCs/>
+          <w:color w:val="1A1A1A"/>
+          <w:sz w:val="22"/>
+          <w:szCs w:val="22"/>
+        </w:rPr>
+        <w:t xml:space="preserve">Comp range goes in section 8 — don't dance, but don't make it the loudest note of the screen either. Ask once, clearly, then move on.</w:t>
       </w:r>
     </w:p>
     <w:p>
